--- a/6 lab/Отчет.docx
+++ b/6 lab/Отчет.docx
@@ -474,6 +474,9 @@
     </w:p>
     <w:p>
       <w:r>
+        <w:rPr>
+          <w:noProof/>
+        </w:rPr>
         <w:drawing>
           <wp:inline distT="0" distB="0" distL="0" distR="0" wp14:anchorId="6FFF494D" wp14:editId="03D6BFBC">
             <wp:extent cx="5940425" cy="3152775"/>
@@ -518,6 +521,9 @@
     </w:p>
     <w:p>
       <w:r>
+        <w:rPr>
+          <w:noProof/>
+        </w:rPr>
         <w:drawing>
           <wp:inline distT="0" distB="0" distL="0" distR="0" wp14:anchorId="3C5ECC4E" wp14:editId="4224B6F6">
             <wp:extent cx="5940425" cy="3132455"/>
@@ -562,6 +568,9 @@
     </w:p>
     <w:p>
       <w:r>
+        <w:rPr>
+          <w:noProof/>
+        </w:rPr>
         <w:drawing>
           <wp:inline distT="0" distB="0" distL="0" distR="0" wp14:anchorId="4A36D659" wp14:editId="34C9E46E">
             <wp:extent cx="4968671" cy="1668925"/>
@@ -607,6 +616,9 @@
     </w:p>
     <w:p>
       <w:r>
+        <w:rPr>
+          <w:noProof/>
+        </w:rPr>
         <w:drawing>
           <wp:inline distT="0" distB="0" distL="0" distR="0" wp14:anchorId="74733F9A" wp14:editId="20BD06DC">
             <wp:extent cx="5940425" cy="2765425"/>
@@ -670,6 +682,7 @@
       </w:pPr>
       <w:r>
         <w:rPr>
+          <w:noProof/>
           <w:lang w:val="en-US"/>
         </w:rPr>
         <w:drawing>
@@ -732,6 +745,7 @@
       </w:pPr>
       <w:r>
         <w:rPr>
+          <w:noProof/>
           <w:lang w:val="en-US"/>
         </w:rPr>
         <w:drawing>
@@ -917,6 +931,7 @@
       </w:pPr>
       <w:r>
         <w:rPr>
+          <w:noProof/>
           <w:lang w:val="en-US"/>
         </w:rPr>
         <w:drawing>
@@ -1051,6 +1066,7 @@
       </w:pPr>
       <w:r>
         <w:rPr>
+          <w:noProof/>
           <w:lang w:val="en-US"/>
         </w:rPr>
         <w:drawing>
@@ -1097,6 +1113,9 @@
     </w:p>
     <w:p>
       <w:r>
+        <w:rPr>
+          <w:noProof/>
+        </w:rPr>
         <w:drawing>
           <wp:inline distT="0" distB="0" distL="0" distR="0" wp14:anchorId="549BEEFB" wp14:editId="107FD2CB">
             <wp:extent cx="5940425" cy="2781935"/>
@@ -1144,6 +1163,9 @@
     </w:p>
     <w:p>
       <w:r>
+        <w:rPr>
+          <w:noProof/>
+        </w:rPr>
         <w:drawing>
           <wp:inline distT="0" distB="0" distL="0" distR="0" wp14:anchorId="5BF6865B" wp14:editId="42C799EB">
             <wp:extent cx="5940425" cy="2811145"/>
@@ -1189,19 +1211,14 @@
     <w:p>
       <w:r>
         <w:lastRenderedPageBreak/>
-        <w:t xml:space="preserve">Проверка отправки (не получается </w:t>
-      </w:r>
-      <w:proofErr w:type="gramStart"/>
-      <w:r>
-        <w:t>из за</w:t>
-      </w:r>
-      <w:proofErr w:type="gramEnd"/>
-      <w:r>
-        <w:t xml:space="preserve"> комиссии сети)</w:t>
-      </w:r>
-    </w:p>
-    <w:p>
-      <w:r>
+        <w:t>Проверка отправки (не получается из за комиссии сети)</w:t>
+      </w:r>
+    </w:p>
+    <w:p>
+      <w:r>
+        <w:rPr>
+          <w:noProof/>
+        </w:rPr>
         <w:drawing>
           <wp:inline distT="0" distB="0" distL="0" distR="0" wp14:anchorId="4EDF4BCB" wp14:editId="5FE750AD">
             <wp:extent cx="5940425" cy="2813685"/>
@@ -1239,7 +1256,307 @@
         </w:drawing>
       </w:r>
     </w:p>
+    <w:p>
+      <w:r>
+        <w:br w:type="page"/>
+      </w:r>
+    </w:p>
+    <w:p>
+      <w:r>
+        <w:lastRenderedPageBreak/>
+        <w:t>Самостоятельная работа</w:t>
+      </w:r>
+    </w:p>
+    <w:p>
+      <w:pPr>
+        <w:rPr>
+          <w:b/>
+          <w:bCs/>
+        </w:rPr>
+      </w:pPr>
+      <w:r>
+        <w:t xml:space="preserve">Беру </w:t>
+      </w:r>
+      <w:r>
+        <w:t xml:space="preserve">стандартный контракт </w:t>
+      </w:r>
+      <w:r>
+        <w:rPr>
+          <w:b/>
+          <w:bCs/>
+        </w:rPr>
+        <w:t>ERC20 токена</w:t>
+      </w:r>
+    </w:p>
+    <w:p>
+      <w:r>
+        <w:t xml:space="preserve">В качестве примера </w:t>
+      </w:r>
+      <w:r>
+        <w:t>использую</w:t>
+      </w:r>
+      <w:r>
+        <w:t xml:space="preserve"> </w:t>
+      </w:r>
+      <w:r>
+        <w:rPr>
+          <w:b/>
+          <w:bCs/>
+        </w:rPr>
+        <w:t>USDC (</w:t>
+      </w:r>
+      <w:proofErr w:type="spellStart"/>
+      <w:r>
+        <w:rPr>
+          <w:b/>
+          <w:bCs/>
+        </w:rPr>
+        <w:t>Circle</w:t>
+      </w:r>
+      <w:proofErr w:type="spellEnd"/>
+      <w:r>
+        <w:rPr>
+          <w:b/>
+          <w:bCs/>
+        </w:rPr>
+        <w:t xml:space="preserve"> USD)</w:t>
+      </w:r>
+      <w:r>
+        <w:t xml:space="preserve"> в тестовой сети </w:t>
+      </w:r>
+      <w:proofErr w:type="spellStart"/>
+      <w:r>
+        <w:t>Sepolia</w:t>
+      </w:r>
+      <w:proofErr w:type="spellEnd"/>
+      <w:r>
+        <w:t>. Адрес контракта: 0x1c7D4B196Cb0C7B01d743Fbc6116a902379C7238</w:t>
+      </w:r>
+    </w:p>
+    <w:p>
+      <w:r>
+        <w:rPr>
+          <w:lang w:val="en-US"/>
+        </w:rPr>
+        <w:t xml:space="preserve">ABI </w:t>
+      </w:r>
+      <w:r>
+        <w:t>стандартного токена</w:t>
+      </w:r>
+    </w:p>
+    <w:p>
+      <w:r>
+        <w:drawing>
+          <wp:inline distT="0" distB="0" distL="0" distR="0" wp14:anchorId="4CE240B4" wp14:editId="5471E8BB">
+            <wp:extent cx="5940425" cy="2263140"/>
+            <wp:effectExtent l="0" t="0" r="3175" b="3810"/>
+            <wp:docPr id="312204013" name="Рисунок 1"/>
+            <wp:cNvGraphicFramePr>
+              <a:graphicFrameLocks xmlns:a="http://schemas.openxmlformats.org/drawingml/2006/main" noChangeAspect="1"/>
+            </wp:cNvGraphicFramePr>
+            <a:graphic xmlns:a="http://schemas.openxmlformats.org/drawingml/2006/main">
+              <a:graphicData uri="http://schemas.openxmlformats.org/drawingml/2006/picture">
+                <pic:pic xmlns:pic="http://schemas.openxmlformats.org/drawingml/2006/picture">
+                  <pic:nvPicPr>
+                    <pic:cNvPr id="312204013" name=""/>
+                    <pic:cNvPicPr/>
+                  </pic:nvPicPr>
+                  <pic:blipFill>
+                    <a:blip r:embed="rId18"/>
+                    <a:stretch>
+                      <a:fillRect/>
+                    </a:stretch>
+                  </pic:blipFill>
+                  <pic:spPr>
+                    <a:xfrm>
+                      <a:off x="0" y="0"/>
+                      <a:ext cx="5940425" cy="2263140"/>
+                    </a:xfrm>
+                    <a:prstGeom prst="rect">
+                      <a:avLst/>
+                    </a:prstGeom>
+                  </pic:spPr>
+                </pic:pic>
+              </a:graphicData>
+            </a:graphic>
+          </wp:inline>
+        </w:drawing>
+      </w:r>
+    </w:p>
+    <w:p>
+      <w:proofErr w:type="spellStart"/>
+      <w:r>
+        <w:t>app</w:t>
+      </w:r>
+      <w:proofErr w:type="spellEnd"/>
+      <w:r>
+        <w:t>/erc20Component.tsx</w:t>
+      </w:r>
+    </w:p>
+    <w:p>
+      <w:r>
+        <w:rPr>
+          <w:noProof/>
+        </w:rPr>
+        <w:drawing>
+          <wp:inline distT="0" distB="0" distL="0" distR="0" wp14:anchorId="79347CAF" wp14:editId="2782EF5E">
+            <wp:extent cx="5940425" cy="2237740"/>
+            <wp:effectExtent l="0" t="0" r="3175" b="0"/>
+            <wp:docPr id="1646239850" name="Рисунок 1"/>
+            <wp:cNvGraphicFramePr>
+              <a:graphicFrameLocks xmlns:a="http://schemas.openxmlformats.org/drawingml/2006/main" noChangeAspect="1"/>
+            </wp:cNvGraphicFramePr>
+            <a:graphic xmlns:a="http://schemas.openxmlformats.org/drawingml/2006/main">
+              <a:graphicData uri="http://schemas.openxmlformats.org/drawingml/2006/picture">
+                <pic:pic xmlns:pic="http://schemas.openxmlformats.org/drawingml/2006/picture">
+                  <pic:nvPicPr>
+                    <pic:cNvPr id="1646239850" name=""/>
+                    <pic:cNvPicPr/>
+                  </pic:nvPicPr>
+                  <pic:blipFill>
+                    <a:blip r:embed="rId19"/>
+                    <a:stretch>
+                      <a:fillRect/>
+                    </a:stretch>
+                  </pic:blipFill>
+                  <pic:spPr>
+                    <a:xfrm>
+                      <a:off x="0" y="0"/>
+                      <a:ext cx="5940425" cy="2237740"/>
+                    </a:xfrm>
+                    <a:prstGeom prst="rect">
+                      <a:avLst/>
+                    </a:prstGeom>
+                  </pic:spPr>
+                </pic:pic>
+              </a:graphicData>
+            </a:graphic>
+          </wp:inline>
+        </w:drawing>
+      </w:r>
+    </w:p>
+    <w:p>
+      <w:r>
+        <w:t>Добавление на страницу нового элемента</w:t>
+      </w:r>
+    </w:p>
+    <w:p>
+      <w:r>
+        <w:lastRenderedPageBreak/>
+        <w:drawing>
+          <wp:inline distT="0" distB="0" distL="0" distR="0" wp14:anchorId="06070A13" wp14:editId="6B5562FF">
+            <wp:extent cx="4436276" cy="2773680"/>
+            <wp:effectExtent l="0" t="0" r="2540" b="7620"/>
+            <wp:docPr id="602976479" name="Рисунок 1"/>
+            <wp:cNvGraphicFramePr>
+              <a:graphicFrameLocks xmlns:a="http://schemas.openxmlformats.org/drawingml/2006/main" noChangeAspect="1"/>
+            </wp:cNvGraphicFramePr>
+            <a:graphic xmlns:a="http://schemas.openxmlformats.org/drawingml/2006/main">
+              <a:graphicData uri="http://schemas.openxmlformats.org/drawingml/2006/picture">
+                <pic:pic xmlns:pic="http://schemas.openxmlformats.org/drawingml/2006/picture">
+                  <pic:nvPicPr>
+                    <pic:cNvPr id="602976479" name=""/>
+                    <pic:cNvPicPr/>
+                  </pic:nvPicPr>
+                  <pic:blipFill>
+                    <a:blip r:embed="rId20"/>
+                    <a:stretch>
+                      <a:fillRect/>
+                    </a:stretch>
+                  </pic:blipFill>
+                  <pic:spPr>
+                    <a:xfrm>
+                      <a:off x="0" y="0"/>
+                      <a:ext cx="4437273" cy="2774303"/>
+                    </a:xfrm>
+                    <a:prstGeom prst="rect">
+                      <a:avLst/>
+                    </a:prstGeom>
+                  </pic:spPr>
+                </pic:pic>
+              </a:graphicData>
+            </a:graphic>
+          </wp:inline>
+        </w:drawing>
+      </w:r>
+    </w:p>
+    <w:p>
+      <w:r>
+        <w:t>Проверка работоспособности</w:t>
+      </w:r>
+    </w:p>
+    <w:p>
+      <w:r>
+        <w:rPr>
+          <w:noProof/>
+        </w:rPr>
+        <w:drawing>
+          <wp:inline distT="0" distB="0" distL="0" distR="0" wp14:anchorId="038E5DDD" wp14:editId="07267A1C">
+            <wp:extent cx="5940425" cy="5896610"/>
+            <wp:effectExtent l="0" t="0" r="3175" b="8890"/>
+            <wp:docPr id="571834747" name="Рисунок 1"/>
+            <wp:cNvGraphicFramePr>
+              <a:graphicFrameLocks xmlns:a="http://schemas.openxmlformats.org/drawingml/2006/main" noChangeAspect="1"/>
+            </wp:cNvGraphicFramePr>
+            <a:graphic xmlns:a="http://schemas.openxmlformats.org/drawingml/2006/main">
+              <a:graphicData uri="http://schemas.openxmlformats.org/drawingml/2006/picture">
+                <pic:pic xmlns:pic="http://schemas.openxmlformats.org/drawingml/2006/picture">
+                  <pic:nvPicPr>
+                    <pic:cNvPr id="571834747" name=""/>
+                    <pic:cNvPicPr/>
+                  </pic:nvPicPr>
+                  <pic:blipFill>
+                    <a:blip r:embed="rId21"/>
+                    <a:stretch>
+                      <a:fillRect/>
+                    </a:stretch>
+                  </pic:blipFill>
+                  <pic:spPr>
+                    <a:xfrm>
+                      <a:off x="0" y="0"/>
+                      <a:ext cx="5940425" cy="5896610"/>
+                    </a:xfrm>
+                    <a:prstGeom prst="rect">
+                      <a:avLst/>
+                    </a:prstGeom>
+                  </pic:spPr>
+                </pic:pic>
+              </a:graphicData>
+            </a:graphic>
+          </wp:inline>
+        </w:drawing>
+      </w:r>
+    </w:p>
     <w:p/>
+    <w:p>
+      <w:pPr>
+        <w:rPr>
+          <w:lang w:val="en-US"/>
+        </w:rPr>
+      </w:pPr>
+      <w:r>
+        <w:t xml:space="preserve">Ссылка на </w:t>
+      </w:r>
+      <w:r>
+        <w:rPr>
+          <w:lang w:val="en-US"/>
+        </w:rPr>
+        <w:t>GitHub:</w:t>
+      </w:r>
+    </w:p>
+    <w:p>
+      <w:pPr>
+        <w:rPr>
+          <w:lang w:val="en-US"/>
+        </w:rPr>
+      </w:pPr>
+      <w:r>
+        <w:rPr>
+          <w:lang w:val="en-US"/>
+        </w:rPr>
+        <w:t>https://github.com/MaksimKislyakov/technology_rasp_reestr/tree/main/6%20lab</w:t>
+      </w:r>
+    </w:p>
     <w:sectPr>
       <w:pgSz w:w="11906" w:h="16838"/>
       <w:pgMar w:top="1134" w:right="850" w:bottom="1134" w:left="1701" w:header="708" w:footer="708" w:gutter="0"/>
